--- a/data/kb/agv_demo/raw/Error Position Lift Table SOP.docx
+++ b/data/kb/agv_demo/raw/Error Position Lift Table SOP.docx
@@ -5,8 +5,8 @@
     <w:p>
       <w:pPr>
         <w:rPr>
-          <w:sz w:val="48"/>
-          <w:szCs w:val="48"/>
+          <w:sz w:val="32"/>
+          <w:szCs w:val="32"/>
         </w:rPr>
       </w:pPr>
       <w:r>
@@ -24,89 +24,7 @@
           <w:sz w:val="48"/>
           <w:szCs w:val="48"/>
         </w:rPr>
-        <w:t xml:space="preserve"> </w:t>
-      </w:r>
-      <w:r>
-        <w:rPr>
-          <w:rFonts w:hint="eastAsia"/>
-          <w:sz w:val="48"/>
-          <w:szCs w:val="48"/>
-          <w:lang w:eastAsia="zh-CN"/>
-        </w:rPr>
-        <w:t>(</w:t>
-      </w:r>
-      <w:r>
-        <w:rPr>
-          <w:sz w:val="48"/>
-          <w:szCs w:val="48"/>
-        </w:rPr>
-        <w:t>ID 17</w:t>
-      </w:r>
-      <w:r>
-        <w:rPr>
-          <w:rFonts w:hint="eastAsia"/>
-          <w:sz w:val="48"/>
-          <w:szCs w:val="48"/>
-          <w:lang w:eastAsia="zh-CN"/>
-        </w:rPr>
-        <w:t xml:space="preserve">) </w:t>
-      </w:r>
-      <w:r>
-        <w:rPr>
-          <w:sz w:val="48"/>
-          <w:szCs w:val="48"/>
-        </w:rPr>
-        <w:t>Error Position Lift Table</w:t>
-      </w:r>
-    </w:p>
-    <w:p>
-      <w:pPr>
-        <w:rPr>
-          <w:sz w:val="48"/>
-          <w:szCs w:val="48"/>
-        </w:rPr>
-      </w:pPr>
-    </w:p>
-    <w:p>
-      <w:pPr>
-        <w:rPr>
-          <w:sz w:val="48"/>
-          <w:szCs w:val="48"/>
-          <w:lang w:eastAsia="zh-CN"/>
-        </w:rPr>
-      </w:pPr>
-      <w:r>
-        <w:rPr>
-          <w:rFonts w:hint="eastAsia"/>
-          <w:sz w:val="32"/>
-          <w:szCs w:val="32"/>
-          <w:lang w:eastAsia="zh-CN"/>
-        </w:rPr>
-        <w:t xml:space="preserve"> </w:t>
-      </w:r>
-      <w:r>
-        <w:rPr>
-          <w:sz w:val="32"/>
-          <w:szCs w:val="32"/>
-        </w:rPr>
-        <w:t>This alarm occurs when the platform is not correctly positioned on the AGV’s back while the table is lifted.</w:t>
-      </w:r>
-    </w:p>
-    <w:p>
-      <w:pPr>
-        <w:rPr>
-          <w:sz w:val="48"/>
-          <w:szCs w:val="48"/>
-        </w:rPr>
-      </w:pPr>
-      <w:r>
-        <w:rPr>
-          <w:rFonts w:hint="eastAsia"/>
-          <w:sz w:val="32"/>
-          <w:szCs w:val="32"/>
-          <w:lang w:eastAsia="zh-CN"/>
-        </w:rPr>
-        <w:t>figure</w:t>
+        <w:t xml:space="preserve">     ID 17: Error Position Lift Table</w:t>
       </w:r>
       <w:r>
         <w:rPr>
@@ -170,49 +88,58 @@
         </w:rPr>
         <w:br/>
       </w:r>
-    </w:p>
-    <w:p>
-      <w:pPr>
+      <w:r>
+        <w:rPr>
+          <w:sz w:val="48"/>
+          <w:szCs w:val="48"/>
+        </w:rPr>
+        <w:br/>
+      </w:r>
+      <w:r>
         <w:rPr>
           <w:b/>
           <w:bCs/>
-          <w:sz w:val="44"/>
-          <w:szCs w:val="44"/>
-          <w:u w:val="single"/>
-        </w:rPr>
-      </w:pPr>
-      <w:r>
-        <w:rPr>
           <w:sz w:val="48"/>
           <w:szCs w:val="48"/>
-        </w:rPr>
-        <w:br/>
-      </w:r>
-    </w:p>
-    <w:p>
-      <w:pPr>
-        <w:rPr>
-          <w:sz w:val="32"/>
-          <w:szCs w:val="32"/>
-        </w:rPr>
-      </w:pPr>
+          <w:u w:val="single"/>
+        </w:rPr>
+        <w:t xml:space="preserve">How </w:t>
+      </w:r>
+      <w:proofErr w:type="gramStart"/>
       <w:r>
         <w:rPr>
           <w:b/>
           <w:bCs/>
-          <w:sz w:val="44"/>
-          <w:szCs w:val="44"/>
-          <w:u w:val="single"/>
-        </w:rPr>
-        <w:lastRenderedPageBreak/>
-        <w:t>How To Fix:</w:t>
-      </w:r>
-      <w:r>
-        <w:rPr>
           <w:sz w:val="48"/>
           <w:szCs w:val="48"/>
+          <w:u w:val="single"/>
+        </w:rPr>
+        <w:t>To</w:t>
+      </w:r>
+      <w:proofErr w:type="gramEnd"/>
+      <w:r>
+        <w:rPr>
+          <w:b/>
+          <w:bCs/>
+          <w:sz w:val="48"/>
+          <w:szCs w:val="48"/>
+          <w:u w:val="single"/>
+        </w:rPr>
+        <w:t xml:space="preserve"> Fix:</w:t>
+      </w:r>
+      <w:r>
+        <w:rPr>
+          <w:sz w:val="48"/>
+          <w:szCs w:val="48"/>
         </w:rPr>
         <w:br/>
+      </w:r>
+      <w:r>
+        <w:rPr>
+          <w:sz w:val="32"/>
+          <w:szCs w:val="32"/>
+        </w:rPr>
+        <w:t>This alarm occurs when the platform is not correctly positioned on the AGV’s back while the table is lifted.</w:t>
       </w:r>
     </w:p>
     <w:p>
@@ -307,6 +234,7 @@
           <w:sz w:val="32"/>
           <w:szCs w:val="32"/>
         </w:rPr>
+        <w:lastRenderedPageBreak/>
         <w:t>Automatic Mode</w:t>
       </w:r>
     </w:p>
@@ -514,7 +442,7 @@
   <w:docDefaults>
     <w:rPrDefault>
       <w:rPr>
-        <w:rFonts w:asciiTheme="minorHAnsi" w:eastAsiaTheme="minorEastAsia" w:hAnsiTheme="minorHAnsi" w:cstheme="minorBidi"/>
+        <w:rFonts w:asciiTheme="minorHAnsi" w:eastAsiaTheme="minorHAnsi" w:hAnsiTheme="minorHAnsi" w:cstheme="minorBidi"/>
         <w:kern w:val="2"/>
         <w:sz w:val="24"/>
         <w:szCs w:val="24"/>
@@ -906,15 +834,15 @@
     <w:lsdException w:name="Unresolved Mention" w:semiHidden="1" w:unhideWhenUsed="1"/>
     <w:lsdException w:name="Smart Link" w:semiHidden="1" w:unhideWhenUsed="1"/>
   </w:latentStyles>
-  <w:style w:type="paragraph" w:default="1" w:styleId="a">
+  <w:style w:type="paragraph" w:default="1" w:styleId="Normal">
     <w:name w:val="Normal"/>
     <w:qFormat/>
   </w:style>
-  <w:style w:type="paragraph" w:styleId="1">
+  <w:style w:type="paragraph" w:styleId="Heading1">
     <w:name w:val="heading 1"/>
-    <w:basedOn w:val="a"/>
-    <w:next w:val="a"/>
-    <w:link w:val="10"/>
+    <w:basedOn w:val="Normal"/>
+    <w:next w:val="Normal"/>
+    <w:link w:val="Heading1Char"/>
     <w:uiPriority w:val="9"/>
     <w:qFormat/>
     <w:rsid w:val="00994B11"/>
@@ -931,11 +859,11 @@
       <w:szCs w:val="40"/>
     </w:rPr>
   </w:style>
-  <w:style w:type="paragraph" w:styleId="2">
+  <w:style w:type="paragraph" w:styleId="Heading2">
     <w:name w:val="heading 2"/>
-    <w:basedOn w:val="a"/>
-    <w:next w:val="a"/>
-    <w:link w:val="20"/>
+    <w:basedOn w:val="Normal"/>
+    <w:next w:val="Normal"/>
+    <w:link w:val="Heading2Char"/>
     <w:uiPriority w:val="9"/>
     <w:semiHidden/>
     <w:unhideWhenUsed/>
@@ -954,11 +882,11 @@
       <w:szCs w:val="32"/>
     </w:rPr>
   </w:style>
-  <w:style w:type="paragraph" w:styleId="3">
+  <w:style w:type="paragraph" w:styleId="Heading3">
     <w:name w:val="heading 3"/>
-    <w:basedOn w:val="a"/>
-    <w:next w:val="a"/>
-    <w:link w:val="30"/>
+    <w:basedOn w:val="Normal"/>
+    <w:next w:val="Normal"/>
+    <w:link w:val="Heading3Char"/>
     <w:uiPriority w:val="9"/>
     <w:semiHidden/>
     <w:unhideWhenUsed/>
@@ -977,11 +905,11 @@
       <w:szCs w:val="28"/>
     </w:rPr>
   </w:style>
-  <w:style w:type="paragraph" w:styleId="4">
+  <w:style w:type="paragraph" w:styleId="Heading4">
     <w:name w:val="heading 4"/>
-    <w:basedOn w:val="a"/>
-    <w:next w:val="a"/>
-    <w:link w:val="40"/>
+    <w:basedOn w:val="Normal"/>
+    <w:next w:val="Normal"/>
+    <w:link w:val="Heading4Char"/>
     <w:uiPriority w:val="9"/>
     <w:semiHidden/>
     <w:unhideWhenUsed/>
@@ -1000,11 +928,11 @@
       <w:color w:val="0F4761" w:themeColor="accent1" w:themeShade="BF"/>
     </w:rPr>
   </w:style>
-  <w:style w:type="paragraph" w:styleId="5">
+  <w:style w:type="paragraph" w:styleId="Heading5">
     <w:name w:val="heading 5"/>
-    <w:basedOn w:val="a"/>
-    <w:next w:val="a"/>
-    <w:link w:val="50"/>
+    <w:basedOn w:val="Normal"/>
+    <w:next w:val="Normal"/>
+    <w:link w:val="Heading5Char"/>
     <w:uiPriority w:val="9"/>
     <w:semiHidden/>
     <w:unhideWhenUsed/>
@@ -1021,11 +949,11 @@
       <w:color w:val="0F4761" w:themeColor="accent1" w:themeShade="BF"/>
     </w:rPr>
   </w:style>
-  <w:style w:type="paragraph" w:styleId="6">
+  <w:style w:type="paragraph" w:styleId="Heading6">
     <w:name w:val="heading 6"/>
-    <w:basedOn w:val="a"/>
-    <w:next w:val="a"/>
-    <w:link w:val="60"/>
+    <w:basedOn w:val="Normal"/>
+    <w:next w:val="Normal"/>
+    <w:link w:val="Heading6Char"/>
     <w:uiPriority w:val="9"/>
     <w:semiHidden/>
     <w:unhideWhenUsed/>
@@ -1044,11 +972,11 @@
       <w:color w:val="595959" w:themeColor="text1" w:themeTint="A6"/>
     </w:rPr>
   </w:style>
-  <w:style w:type="paragraph" w:styleId="7">
+  <w:style w:type="paragraph" w:styleId="Heading7">
     <w:name w:val="heading 7"/>
-    <w:basedOn w:val="a"/>
-    <w:next w:val="a"/>
-    <w:link w:val="70"/>
+    <w:basedOn w:val="Normal"/>
+    <w:next w:val="Normal"/>
+    <w:link w:val="Heading7Char"/>
     <w:uiPriority w:val="9"/>
     <w:semiHidden/>
     <w:unhideWhenUsed/>
@@ -1065,11 +993,11 @@
       <w:color w:val="595959" w:themeColor="text1" w:themeTint="A6"/>
     </w:rPr>
   </w:style>
-  <w:style w:type="paragraph" w:styleId="8">
+  <w:style w:type="paragraph" w:styleId="Heading8">
     <w:name w:val="heading 8"/>
-    <w:basedOn w:val="a"/>
-    <w:next w:val="a"/>
-    <w:link w:val="80"/>
+    <w:basedOn w:val="Normal"/>
+    <w:next w:val="Normal"/>
+    <w:link w:val="Heading8Char"/>
     <w:uiPriority w:val="9"/>
     <w:semiHidden/>
     <w:unhideWhenUsed/>
@@ -1088,11 +1016,11 @@
       <w:color w:val="272727" w:themeColor="text1" w:themeTint="D8"/>
     </w:rPr>
   </w:style>
-  <w:style w:type="paragraph" w:styleId="9">
+  <w:style w:type="paragraph" w:styleId="Heading9">
     <w:name w:val="heading 9"/>
-    <w:basedOn w:val="a"/>
-    <w:next w:val="a"/>
-    <w:link w:val="90"/>
+    <w:basedOn w:val="Normal"/>
+    <w:next w:val="Normal"/>
+    <w:link w:val="Heading9Char"/>
     <w:uiPriority w:val="9"/>
     <w:semiHidden/>
     <w:unhideWhenUsed/>
@@ -1109,13 +1037,12 @@
       <w:color w:val="272727" w:themeColor="text1" w:themeTint="D8"/>
     </w:rPr>
   </w:style>
-  <w:style w:type="character" w:default="1" w:styleId="a0">
+  <w:style w:type="character" w:default="1" w:styleId="DefaultParagraphFont">
     <w:name w:val="Default Paragraph Font"/>
     <w:uiPriority w:val="1"/>
-    <w:semiHidden/>
     <w:unhideWhenUsed/>
   </w:style>
-  <w:style w:type="table" w:default="1" w:styleId="a1">
+  <w:style w:type="table" w:default="1" w:styleId="TableNormal">
     <w:name w:val="Normal Table"/>
     <w:uiPriority w:val="99"/>
     <w:semiHidden/>
@@ -1130,16 +1057,16 @@
       </w:tblCellMar>
     </w:tblPr>
   </w:style>
-  <w:style w:type="numbering" w:default="1" w:styleId="a2">
+  <w:style w:type="numbering" w:default="1" w:styleId="NoList">
     <w:name w:val="No List"/>
     <w:uiPriority w:val="99"/>
     <w:semiHidden/>
     <w:unhideWhenUsed/>
   </w:style>
-  <w:style w:type="character" w:customStyle="1" w:styleId="10">
-    <w:name w:val="标题 1 字符"/>
-    <w:basedOn w:val="a0"/>
-    <w:link w:val="1"/>
+  <w:style w:type="character" w:customStyle="1" w:styleId="Heading1Char">
+    <w:name w:val="Heading 1 Char"/>
+    <w:basedOn w:val="DefaultParagraphFont"/>
+    <w:link w:val="Heading1"/>
     <w:uiPriority w:val="9"/>
     <w:rsid w:val="00994B11"/>
     <w:rPr>
@@ -1149,10 +1076,10 @@
       <w:szCs w:val="40"/>
     </w:rPr>
   </w:style>
-  <w:style w:type="character" w:customStyle="1" w:styleId="20">
-    <w:name w:val="标题 2 字符"/>
-    <w:basedOn w:val="a0"/>
-    <w:link w:val="2"/>
+  <w:style w:type="character" w:customStyle="1" w:styleId="Heading2Char">
+    <w:name w:val="Heading 2 Char"/>
+    <w:basedOn w:val="DefaultParagraphFont"/>
+    <w:link w:val="Heading2"/>
     <w:uiPriority w:val="9"/>
     <w:semiHidden/>
     <w:rsid w:val="00994B11"/>
@@ -1163,10 +1090,10 @@
       <w:szCs w:val="32"/>
     </w:rPr>
   </w:style>
-  <w:style w:type="character" w:customStyle="1" w:styleId="30">
-    <w:name w:val="标题 3 字符"/>
-    <w:basedOn w:val="a0"/>
-    <w:link w:val="3"/>
+  <w:style w:type="character" w:customStyle="1" w:styleId="Heading3Char">
+    <w:name w:val="Heading 3 Char"/>
+    <w:basedOn w:val="DefaultParagraphFont"/>
+    <w:link w:val="Heading3"/>
     <w:uiPriority w:val="9"/>
     <w:semiHidden/>
     <w:rsid w:val="00994B11"/>
@@ -1177,10 +1104,10 @@
       <w:szCs w:val="28"/>
     </w:rPr>
   </w:style>
-  <w:style w:type="character" w:customStyle="1" w:styleId="40">
-    <w:name w:val="标题 4 字符"/>
-    <w:basedOn w:val="a0"/>
-    <w:link w:val="4"/>
+  <w:style w:type="character" w:customStyle="1" w:styleId="Heading4Char">
+    <w:name w:val="Heading 4 Char"/>
+    <w:basedOn w:val="DefaultParagraphFont"/>
+    <w:link w:val="Heading4"/>
     <w:uiPriority w:val="9"/>
     <w:semiHidden/>
     <w:rsid w:val="00994B11"/>
@@ -1191,10 +1118,10 @@
       <w:color w:val="0F4761" w:themeColor="accent1" w:themeShade="BF"/>
     </w:rPr>
   </w:style>
-  <w:style w:type="character" w:customStyle="1" w:styleId="50">
-    <w:name w:val="标题 5 字符"/>
-    <w:basedOn w:val="a0"/>
-    <w:link w:val="5"/>
+  <w:style w:type="character" w:customStyle="1" w:styleId="Heading5Char">
+    <w:name w:val="Heading 5 Char"/>
+    <w:basedOn w:val="DefaultParagraphFont"/>
+    <w:link w:val="Heading5"/>
     <w:uiPriority w:val="9"/>
     <w:semiHidden/>
     <w:rsid w:val="00994B11"/>
@@ -1203,10 +1130,10 @@
       <w:color w:val="0F4761" w:themeColor="accent1" w:themeShade="BF"/>
     </w:rPr>
   </w:style>
-  <w:style w:type="character" w:customStyle="1" w:styleId="60">
-    <w:name w:val="标题 6 字符"/>
-    <w:basedOn w:val="a0"/>
-    <w:link w:val="6"/>
+  <w:style w:type="character" w:customStyle="1" w:styleId="Heading6Char">
+    <w:name w:val="Heading 6 Char"/>
+    <w:basedOn w:val="DefaultParagraphFont"/>
+    <w:link w:val="Heading6"/>
     <w:uiPriority w:val="9"/>
     <w:semiHidden/>
     <w:rsid w:val="00994B11"/>
@@ -1217,10 +1144,10 @@
       <w:color w:val="595959" w:themeColor="text1" w:themeTint="A6"/>
     </w:rPr>
   </w:style>
-  <w:style w:type="character" w:customStyle="1" w:styleId="70">
-    <w:name w:val="标题 7 字符"/>
-    <w:basedOn w:val="a0"/>
-    <w:link w:val="7"/>
+  <w:style w:type="character" w:customStyle="1" w:styleId="Heading7Char">
+    <w:name w:val="Heading 7 Char"/>
+    <w:basedOn w:val="DefaultParagraphFont"/>
+    <w:link w:val="Heading7"/>
     <w:uiPriority w:val="9"/>
     <w:semiHidden/>
     <w:rsid w:val="00994B11"/>
@@ -1229,10 +1156,10 @@
       <w:color w:val="595959" w:themeColor="text1" w:themeTint="A6"/>
     </w:rPr>
   </w:style>
-  <w:style w:type="character" w:customStyle="1" w:styleId="80">
-    <w:name w:val="标题 8 字符"/>
-    <w:basedOn w:val="a0"/>
-    <w:link w:val="8"/>
+  <w:style w:type="character" w:customStyle="1" w:styleId="Heading8Char">
+    <w:name w:val="Heading 8 Char"/>
+    <w:basedOn w:val="DefaultParagraphFont"/>
+    <w:link w:val="Heading8"/>
     <w:uiPriority w:val="9"/>
     <w:semiHidden/>
     <w:rsid w:val="00994B11"/>
@@ -1243,10 +1170,10 @@
       <w:color w:val="272727" w:themeColor="text1" w:themeTint="D8"/>
     </w:rPr>
   </w:style>
-  <w:style w:type="character" w:customStyle="1" w:styleId="90">
-    <w:name w:val="标题 9 字符"/>
-    <w:basedOn w:val="a0"/>
-    <w:link w:val="9"/>
+  <w:style w:type="character" w:customStyle="1" w:styleId="Heading9Char">
+    <w:name w:val="Heading 9 Char"/>
+    <w:basedOn w:val="DefaultParagraphFont"/>
+    <w:link w:val="Heading9"/>
     <w:uiPriority w:val="9"/>
     <w:semiHidden/>
     <w:rsid w:val="00994B11"/>
@@ -1255,11 +1182,11 @@
       <w:color w:val="272727" w:themeColor="text1" w:themeTint="D8"/>
     </w:rPr>
   </w:style>
-  <w:style w:type="paragraph" w:styleId="a3">
+  <w:style w:type="paragraph" w:styleId="Title">
     <w:name w:val="Title"/>
-    <w:basedOn w:val="a"/>
-    <w:next w:val="a"/>
-    <w:link w:val="a4"/>
+    <w:basedOn w:val="Normal"/>
+    <w:next w:val="Normal"/>
+    <w:link w:val="TitleChar"/>
     <w:uiPriority w:val="10"/>
     <w:qFormat/>
     <w:rsid w:val="00994B11"/>
@@ -1275,10 +1202,10 @@
       <w:szCs w:val="56"/>
     </w:rPr>
   </w:style>
-  <w:style w:type="character" w:customStyle="1" w:styleId="a4">
-    <w:name w:val="标题 字符"/>
-    <w:basedOn w:val="a0"/>
-    <w:link w:val="a3"/>
+  <w:style w:type="character" w:customStyle="1" w:styleId="TitleChar">
+    <w:name w:val="Title Char"/>
+    <w:basedOn w:val="DefaultParagraphFont"/>
+    <w:link w:val="Title"/>
     <w:uiPriority w:val="10"/>
     <w:rsid w:val="00994B11"/>
     <w:rPr>
@@ -1289,11 +1216,11 @@
       <w:szCs w:val="56"/>
     </w:rPr>
   </w:style>
-  <w:style w:type="paragraph" w:styleId="a5">
+  <w:style w:type="paragraph" w:styleId="Subtitle">
     <w:name w:val="Subtitle"/>
-    <w:basedOn w:val="a"/>
-    <w:next w:val="a"/>
-    <w:link w:val="a6"/>
+    <w:basedOn w:val="Normal"/>
+    <w:next w:val="Normal"/>
+    <w:link w:val="SubtitleChar"/>
     <w:uiPriority w:val="11"/>
     <w:qFormat/>
     <w:rsid w:val="00994B11"/>
@@ -1310,10 +1237,10 @@
       <w:szCs w:val="28"/>
     </w:rPr>
   </w:style>
-  <w:style w:type="character" w:customStyle="1" w:styleId="a6">
-    <w:name w:val="副标题 字符"/>
-    <w:basedOn w:val="a0"/>
-    <w:link w:val="a5"/>
+  <w:style w:type="character" w:customStyle="1" w:styleId="SubtitleChar">
+    <w:name w:val="Subtitle Char"/>
+    <w:basedOn w:val="DefaultParagraphFont"/>
+    <w:link w:val="Subtitle"/>
     <w:uiPriority w:val="11"/>
     <w:rsid w:val="00994B11"/>
     <w:rPr>
@@ -1324,11 +1251,11 @@
       <w:szCs w:val="28"/>
     </w:rPr>
   </w:style>
-  <w:style w:type="paragraph" w:styleId="a7">
+  <w:style w:type="paragraph" w:styleId="Quote">
     <w:name w:val="Quote"/>
-    <w:basedOn w:val="a"/>
-    <w:next w:val="a"/>
-    <w:link w:val="a8"/>
+    <w:basedOn w:val="Normal"/>
+    <w:next w:val="Normal"/>
+    <w:link w:val="QuoteChar"/>
     <w:uiPriority w:val="29"/>
     <w:qFormat/>
     <w:rsid w:val="00994B11"/>
@@ -1342,10 +1269,10 @@
       <w:color w:val="404040" w:themeColor="text1" w:themeTint="BF"/>
     </w:rPr>
   </w:style>
-  <w:style w:type="character" w:customStyle="1" w:styleId="a8">
-    <w:name w:val="引用 字符"/>
-    <w:basedOn w:val="a0"/>
-    <w:link w:val="a7"/>
+  <w:style w:type="character" w:customStyle="1" w:styleId="QuoteChar">
+    <w:name w:val="Quote Char"/>
+    <w:basedOn w:val="DefaultParagraphFont"/>
+    <w:link w:val="Quote"/>
     <w:uiPriority w:val="29"/>
     <w:rsid w:val="00994B11"/>
     <w:rPr>
@@ -1354,9 +1281,9 @@
       <w:color w:val="404040" w:themeColor="text1" w:themeTint="BF"/>
     </w:rPr>
   </w:style>
-  <w:style w:type="paragraph" w:styleId="a9">
+  <w:style w:type="paragraph" w:styleId="ListParagraph">
     <w:name w:val="List Paragraph"/>
-    <w:basedOn w:val="a"/>
+    <w:basedOn w:val="Normal"/>
     <w:uiPriority w:val="34"/>
     <w:qFormat/>
     <w:rsid w:val="00994B11"/>
@@ -1365,9 +1292,9 @@
       <w:contextualSpacing/>
     </w:pPr>
   </w:style>
-  <w:style w:type="character" w:styleId="aa">
+  <w:style w:type="character" w:styleId="IntenseEmphasis">
     <w:name w:val="Intense Emphasis"/>
-    <w:basedOn w:val="a0"/>
+    <w:basedOn w:val="DefaultParagraphFont"/>
     <w:uiPriority w:val="21"/>
     <w:qFormat/>
     <w:rsid w:val="00994B11"/>
@@ -1377,11 +1304,11 @@
       <w:color w:val="0F4761" w:themeColor="accent1" w:themeShade="BF"/>
     </w:rPr>
   </w:style>
-  <w:style w:type="paragraph" w:styleId="ab">
+  <w:style w:type="paragraph" w:styleId="IntenseQuote">
     <w:name w:val="Intense Quote"/>
-    <w:basedOn w:val="a"/>
-    <w:next w:val="a"/>
-    <w:link w:val="ac"/>
+    <w:basedOn w:val="Normal"/>
+    <w:next w:val="Normal"/>
+    <w:link w:val="IntenseQuoteChar"/>
     <w:uiPriority w:val="30"/>
     <w:qFormat/>
     <w:rsid w:val="00994B11"/>
@@ -1400,10 +1327,10 @@
       <w:color w:val="0F4761" w:themeColor="accent1" w:themeShade="BF"/>
     </w:rPr>
   </w:style>
-  <w:style w:type="character" w:customStyle="1" w:styleId="ac">
-    <w:name w:val="明显引用 字符"/>
-    <w:basedOn w:val="a0"/>
-    <w:link w:val="ab"/>
+  <w:style w:type="character" w:customStyle="1" w:styleId="IntenseQuoteChar">
+    <w:name w:val="Intense Quote Char"/>
+    <w:basedOn w:val="DefaultParagraphFont"/>
+    <w:link w:val="IntenseQuote"/>
     <w:uiPriority w:val="30"/>
     <w:rsid w:val="00994B11"/>
     <w:rPr>
@@ -1412,9 +1339,9 @@
       <w:color w:val="0F4761" w:themeColor="accent1" w:themeShade="BF"/>
     </w:rPr>
   </w:style>
-  <w:style w:type="character" w:styleId="ad">
+  <w:style w:type="character" w:styleId="IntenseReference">
     <w:name w:val="Intense Reference"/>
-    <w:basedOn w:val="a0"/>
+    <w:basedOn w:val="DefaultParagraphFont"/>
     <w:uiPriority w:val="32"/>
     <w:qFormat/>
     <w:rsid w:val="00994B11"/>
@@ -1426,9 +1353,9 @@
       <w:spacing w:val="5"/>
     </w:rPr>
   </w:style>
-  <w:style w:type="paragraph" w:styleId="ae">
+  <w:style w:type="paragraph" w:styleId="NormalWeb">
     <w:name w:val="Normal (Web)"/>
-    <w:basedOn w:val="a"/>
+    <w:basedOn w:val="Normal"/>
     <w:uiPriority w:val="99"/>
     <w:semiHidden/>
     <w:unhideWhenUsed/>
